--- a/water-erp/apps/api/模板文件/邀请招标公告模板.docx
+++ b/water-erp/apps/api/模板文件/邀请招标公告模板.docx
@@ -56,7 +56,15 @@
         </w:rPr>
         <w:t>}}</w:t>
       </w:r>
-      <w:r>
+    </w:p>
+    <w:p>
+      <w:pPr>
+        <w:tabs>
+          <w:tab w:val="left" w:pos="8620"/>
+        </w:tabs>
+        <w:spacing w:line="640" w:lineRule="exact"/>
+        <w:ind w:right="-11"/>
+        <w:jc w:val="center"/>
         <w:rPr>
           <w:rFonts w:ascii="Times New Roman" w:eastAsia="宋体" w:hAnsi="Times New Roman" w:cs="Times New Roman"/>
           <w:b/>
@@ -66,17 +74,8 @@
           <w:szCs w:val="43"/>
           <w:lang w:eastAsia="zh-CN"/>
         </w:rPr>
-        <w:t>采购</w:t>
-      </w:r>
-    </w:p>
-    <w:p>
-      <w:pPr>
-        <w:tabs>
-          <w:tab w:val="left" w:pos="8620"/>
-        </w:tabs>
-        <w:spacing w:line="640" w:lineRule="exact"/>
-        <w:ind w:right="-11"/>
-        <w:jc w:val="center"/>
+      </w:pPr>
+      <w:r>
         <w:rPr>
           <w:rFonts w:ascii="Times New Roman" w:eastAsia="宋体" w:hAnsi="Times New Roman" w:cs="Times New Roman"/>
           <w:b/>
@@ -86,17 +85,6 @@
           <w:szCs w:val="43"/>
           <w:lang w:eastAsia="zh-CN"/>
         </w:rPr>
-      </w:pPr>
-      <w:r>
-        <w:rPr>
-          <w:rFonts w:ascii="Times New Roman" w:eastAsia="宋体" w:hAnsi="Times New Roman" w:cs="Times New Roman"/>
-          <w:b/>
-          <w:bCs/>
-          <w:spacing w:val="-5"/>
-          <w:sz w:val="43"/>
-          <w:szCs w:val="43"/>
-          <w:lang w:eastAsia="zh-CN"/>
-        </w:rPr>
         <w:t>邀请招标公告</w:t>
       </w:r>
     </w:p>
@@ -334,7 +322,7 @@
           <w:szCs w:val="32"/>
           <w:lang w:eastAsia="zh-CN"/>
         </w:rPr>
-        <w:t>采购</w:t>
+        <w:t/>
       </w:r>
     </w:p>
     <w:p>
